--- a/docs/new-pages-for-review/porcupine-dryer-parts.docx
+++ b/docs/new-pages-for-review/porcupine-dryer-parts.docx
@@ -17,7 +17,7 @@
     </w:p>
     <w:p>
       <w:r>
-        <w:t>Spare troughs account for most of the parts inventory: a good used 1P1810JTB batch trough in stainless steel 316, an unused 1P3016JTC continuous trough in stainless steel 321, and a good used 5416 twin-shaft trough in stainless steel 316. A new carbon steel shaft, flights, blades and oil-diversion inserts for a 1,350 mm (54 in) processor round out the listings, and each porcupine dryer part for sale here is ready to ship.</w:t>
+        <w:t>Spare troughs lead the parts inventory: a good used 1P1810JTB batch trough in stainless steel 316, an unused 1P3016JTC continuous trough in stainless steel 321, and a good used 5416 twin-shaft trough in stainless steel 316. A new carbon steel shaft, flights, blades and oil-diversion inserts for a 1,350 mm (54 in) processor complete the listings, and each porcupine dryer part for sale here is ready to ship.</w:t>
       </w:r>
     </w:p>
     <w:p>
@@ -140,7 +140,7 @@
     </w:p>
     <w:p>
       <w:r>
-        <w:t>Porcupine parts in stock break down into three groups: single-shaft troughs, a twin-shaft spare trough, and a new agitator shaft and flights set.</w:t>
+        <w:t>Porcupine parts in stock form three groups: single-shaft troughs, a twin-shaft spare trough, and a new agitator shaft and flights set.</w:t>
       </w:r>
     </w:p>
     <w:p>

--- a/docs/new-pages-for-review/porcupine-dryer-parts.docx
+++ b/docs/new-pages-for-review/porcupine-dryer-parts.docx
@@ -12,12 +12,12 @@
     </w:p>
     <w:p>
       <w:r>
-        <w:t>Buying porcupine dryer parts through International Process Plants (IPP) matches plant engineering teams running Porcupine Processors with spare troughs and a new agitator shaft and flights set from Gale Process Solutions (GPS), IPP's subsidiary and the home of the legacy Bethlehem Corporation line. Trough diameters run from 457.2 mm (18 in) to 1,350 mm (54 in), in stainless steel 316 and 321, with the shaft set in carbon steel. Buying used saves up to 50% of capital and 90% of lead time versus buying new, and IPP has supplied process equipment worldwide since 1980.</w:t>
+        <w:t>Buying good used, unused, and new porcupine dryer parts from International Process Plants (IPP) matches troughs, agitator shafts, and flight sets to Gale and Bethlehem Porcupine Processors while shrinking issues like trough fabrication lead times and new-part pricing. Every part carries the Gale Process Solutions (GPS) name, IPP's subsidiary and the home of the legacy Bethlehem Corporation line. Trough diameters run from 457.2 mm (18 in) to 1,350 mm (54 in), in stainless steel 316 and 321, with the shaft set in carbon steel. Buying used saves up to 50% of capital and 90% of lead time versus buying new, and IPP has supplied process equipment worldwide since 1980.</w:t>
       </w:r>
     </w:p>
     <w:p>
       <w:r>
-        <w:t>Spare troughs lead the parts inventory: a good used 1P1810JTB batch trough in stainless steel 316, an unused 1P3016JTC continuous trough in stainless steel 321, and a good used 5416 twin-shaft trough in stainless steel 316. A new carbon steel shaft, flights, blades and oil-diversion inserts for a 1,350 mm (54 in) processor complete the listings, and each porcupine dryer part for sale here is ready to ship.</w:t>
+        <w:t>Spare troughs lead the parts inventory: a good used 1P1810JTB batch trough in stainless steel 316, an unused 1P3016JTC continuous trough in stainless steel 321, and a good used 5416 twin-shaft trough in stainless steel 316. A new carbon steel shaft, flights, blades and oil-diversion inserts for a 1,350 mm (54 in) processor complete the listings, and each porcupine dryer part for sale here ships without a build wait.</w:t>
       </w:r>
     </w:p>
     <w:p>
@@ -668,7 +668,7 @@
     </w:p>
     <w:p>
       <w:r>
-        <w:t>Porcupine dryer parts come in good used, unused surplus and new condition, and each IMS listing states its grade beside the part description.</w:t>
+        <w:t>Porcupine dryer parts come in good used, unused surplus and new condition, and IMS prints the grade beside each part description.</w:t>
       </w:r>
     </w:p>
     <w:p>
@@ -1280,7 +1280,7 @@
         <w:t>Q: Does IPP have new or unused porcupine dryer parts?</w:t>
       </w:r>
       <w:r>
-        <w:t xml:space="preserve"> A: Yes. IPP's inventory includes an unused 1P3016JTC continuous trough in stainless steel 321 and a new carbon steel shaft and flights set for a 1,350 mm (54 in) processor. New Porcupine Processors are available through IPP's Gale Process Solutions (GPS) subsidiary in batch or continuous configurations, with or without vacuum capability.</w:t>
+        <w:t xml:space="preserve"> A: Yes. IPP's stock pairs an unused 1P3016JTC continuous trough in stainless steel 321 with a new carbon steel shaft and flights set for a 1,350 mm (54 in) processor. New Porcupine Processors are available through IPP's Gale Process Solutions (GPS) subsidiary in batch or continuous configurations, with or without vacuum capability.</w:t>
       </w:r>
     </w:p>
     <w:p>
